--- a/week-11-field-consultation/week-11-field-consultation.docx
+++ b/week-11-field-consultation/week-11-field-consultation.docx
@@ -55,7 +55,7 @@
         <w:rPr>
           <w:b w:val="0"/>
         </w:rPr>
-        <w:t>In person at your placement, during the field weeks. We arrange a time together; details are in Canvas. This is an in-person visit, not a video call.</w:t>
+        <w:t>In person at your placement, during your Weeks 11–12 field immersion — the weeks of November 2 and November 9. We arrange a time together; details are in Canvas. This is an in-person visit, not a video call. The date shown in Canvas is the Sunday after field ends: it marks the point by which every visit has happened, not a deadline to submit anything.</w:t>
       </w:r>
     </w:p>
     <w:p>
